--- a/提交材料/02_整体解决方案书.docx
+++ b/提交材料/02_整体解决方案书.docx
@@ -4,54 +4,117 @@
   <w:body>
     <w:p>
       <w:pPr>
-        <w:pStyle w:val="Title"/>
-      </w:pPr>
-      <w:r>
-        <w:t>整体解决方案书</w:t>
-      </w:r>
-    </w:p>
-    <w:p>
-      <w:pPr>
         <w:pStyle w:val="Heading1"/>
       </w:pPr>
       <w:r>
-        <w:t>业务目标</w:t>
+        <w:t xml:space="preserve">整体解决方案书</w:t>
       </w:r>
     </w:p>
+    <w:p/>
+    <w:p>
+      <w:pPr>
+        <w:pStyle w:val="Heading2"/>
+      </w:pPr>
+      <w:r>
+        <w:t xml:space="preserve">方案概述</w:t>
+      </w:r>
+    </w:p>
+    <w:p/>
     <w:p>
       <w:r>
-        <w:t>构建一名可主动感知、深度推理、输出证据链并协同执行的质量管控AI数字员工。</w:t>
+        <w:t xml:space="preserve">“知质·灵巡”是面向赛力斯超级工厂的质量风险主动管控数字员工。它围绕设备、工艺、质量、车辆和任务五类对象构建知识底座，将设备告警、工艺参数、视觉检测、MES过站、QMS缺陷、维修记录、FMEA和控制计划统一为可检索、可推理、可追溯的图谱。系统在现场数据流中主动识别风险信号，调用GraphRAG和规则引擎生成证据链，再通过飞书Aily、多维表格和机器人卡片完成跨角色协同。</w:t>
       </w:r>
     </w:p>
+    <w:p/>
     <w:p>
       <w:pPr>
-        <w:pStyle w:val="Heading1"/>
+        <w:pStyle w:val="Heading2"/>
       </w:pPr>
       <w:r>
-        <w:t>核心架构</w:t>
+        <w:t xml:space="preserve">架构模块</w:t>
       </w:r>
     </w:p>
+    <w:p/>
     <w:p>
       <w:r>
-        <w:t>现场数据层、语义治理层、知识底座层、Graph RAG层、Agent层、飞书协同执行层。</w:t>
+        <w:t xml:space="preserve">1. 数据接入层：接入PLC/SCADA设备告警、工艺参数、视觉检测结果、MES过站、QMS缺陷、维修保养和飞书任务状态。</w:t>
       </w:r>
     </w:p>
+    <w:p/>
+    <w:p>
+      <w:r>
+        <w:t xml:space="preserve">2. 知识底座层：建立设备-工艺-质量本体，核心关系包括设备位于工位、工位执行工序、工序产生参数、参数影响质量特性、质量特性关联缺陷模式、缺陷模式对应FMEA条目、FMEA条目绑定控制计划和处置流程。</w:t>
+      </w:r>
+    </w:p>
+    <w:p/>
+    <w:p>
+      <w:r>
+        <w:t xml:space="preserve">3. 推理决策层：采用工艺窗口越界检测、SPC趋势识别、同工位连续性判断、VIN时间窗圈定、历史案例检索、因果路径约束和风险分级规则，输出根因假设与证据链。</w:t>
+      </w:r>
+    </w:p>
+    <w:p/>
+    <w:p>
+      <w:r>
+        <w:t xml:space="preserve">4. 数字员工层：知质·灵巡以岗位化方式运行，具备异常巡检、风险解释、任务派发、进度追问、关闭校验和知识回写能力。它不直接替代质量负责人作最终放行，而是把证据、风险和动作准备到可执行状态。</w:t>
+      </w:r>
+    </w:p>
+    <w:p/>
+    <w:p>
+      <w:r>
+        <w:t xml:space="preserve">5. 协同执行层：飞书Aily提供自然语言入口，多维表格承载质量事件、任务、复检、放行和复盘数据，自定义机器人向班组群推送风险卡片。</w:t>
+      </w:r>
+    </w:p>
+    <w:p/>
     <w:p>
       <w:pPr>
-        <w:pStyle w:val="Heading1"/>
+        <w:pStyle w:val="Heading2"/>
       </w:pPr>
       <w:r>
-        <w:t>量化价值</w:t>
+        <w:t xml:space="preserve">核心创新</w:t>
       </w:r>
     </w:p>
+    <w:p/>
     <w:p>
       <w:r>
-        <w:t>异常定位时间下降50%，重复质量问题下降20%，关键工序追溯覆盖率达到100%，任务SLA可视化。</w:t>
+        <w:t xml:space="preserve">主动式GraphRAG：不是等待提问，而是在参数流和告警流中触发检索；图谱路径决定检索范围，文档证据补充处置依据。</w:t>
+      </w:r>
+    </w:p>
+    <w:p/>
+    <w:p>
+      <w:r>
+        <w:t xml:space="preserve">风险数字孪生线程：每个异常生成一条包含设备、参数、VIN、任务、责任人、SLA和复盘结论的线程，闭环后沉淀为下一次推理资产。</w:t>
+      </w:r>
+    </w:p>
+    <w:p/>
+    <w:p>
+      <w:r>
+        <w:t xml:space="preserve">因果护栏：通过工序顺序、设备拓扑和FMEA规则排除不可能根因，降低只靠文本相似度造成的误判。</w:t>
+      </w:r>
+    </w:p>
+    <w:p/>
+    <w:p>
+      <w:r>
+        <w:t xml:space="preserve">飞书原生协同：质量事件从识别开始即进入多维表格和班组任务流，避免“系统分析完、现场没人接”的断点。</w:t>
+      </w:r>
+    </w:p>
+    <w:p/>
+    <w:p>
+      <w:pPr>
+        <w:pStyle w:val="Heading2"/>
+      </w:pPr>
+      <w:r>
+        <w:t xml:space="preserve">量化价值</w:t>
+      </w:r>
+    </w:p>
+    <w:p/>
+    <w:p>
+      <w:r>
+        <w:t xml:space="preserve">首期在四类工况落地后，目标为关键异常定位时间下降40%-60%，P1事件任务派发时间控制在1分钟内，关键工序追溯覆盖达到100%，重复质量问题下降15%-25%，质量复盘知识沉淀覆盖率达到90%以上。</w:t>
       </w:r>
     </w:p>
     <w:sectPr>
       <w:pgSz w:w="11906" w:h="16838"/>
-      <w:pgMar w:top="1134" w:right="1134" w:bottom="1134" w:left="1134"/>
+      <w:pgMar w:top="1440" w:right="1440" w:bottom="1440" w:left="1440" w:header="720" w:footer="720" w:gutter="0"/>
     </w:sectPr>
   </w:body>
 </w:document>
@@ -62,25 +125,38 @@
   <w:style w:type="paragraph" w:default="1" w:styleId="Normal">
     <w:name w:val="Normal"/>
     <w:rPr>
-      <w:rFonts w:ascii="Calibri" w:eastAsia="Microsoft YaHei"/>
-      <w:sz w:val="21"/>
-    </w:rPr>
-  </w:style>
-  <w:style w:type="paragraph" w:styleId="Title">
-    <w:name w:val="Title"/>
-    <w:rPr>
-      <w:b/>
-      <w:rFonts w:ascii="Calibri" w:eastAsia="Microsoft YaHei"/>
-      <w:sz w:val="36"/>
+      <w:sz w:val="22"/>
+      <w:szCs w:val="22"/>
     </w:rPr>
   </w:style>
   <w:style w:type="paragraph" w:styleId="Heading1">
     <w:name w:val="heading 1"/>
+    <w:basedOn w:val="Normal"/>
+    <w:next w:val="Normal"/>
     <w:rPr>
       <w:b/>
-      <w:color w:val="1F4E79"/>
-      <w:rFonts w:ascii="Calibri" w:eastAsia="Microsoft YaHei"/>
-      <w:sz w:val="28"/>
+      <w:sz w:val="32"/>
+      <w:szCs w:val="32"/>
+    </w:rPr>
+  </w:style>
+  <w:style w:type="paragraph" w:styleId="Heading2">
+    <w:name w:val="heading 2"/>
+    <w:basedOn w:val="Normal"/>
+    <w:next w:val="Normal"/>
+    <w:rPr>
+      <w:b/>
+      <w:sz w:val="26"/>
+      <w:szCs w:val="26"/>
+    </w:rPr>
+  </w:style>
+  <w:style w:type="paragraph" w:styleId="Heading3">
+    <w:name w:val="heading 3"/>
+    <w:basedOn w:val="Normal"/>
+    <w:next w:val="Normal"/>
+    <w:rPr>
+      <w:b/>
+      <w:sz w:val="24"/>
+      <w:szCs w:val="24"/>
     </w:rPr>
   </w:style>
 </w:styles>

--- a/提交材料/02_整体解决方案书.docx
+++ b/提交材料/02_整体解决方案书.docx
@@ -193,7 +193,7 @@
         <w:keepNext/>
       </w:pPr>
       <w:r>
-        <w:t xml:space="preserve">方案概述</w:t>
+        <w:t xml:space="preserve">一、方案总览</w:t>
       </w:r>
     </w:p>
     <w:p>
@@ -206,7 +206,20 @@
         <w:pStyle w:val="BodyText"/>
       </w:pPr>
       <w:r>
-        <w:t xml:space="preserve">“知质·灵巡”是面向赛力斯超级工厂的质量风险主动管控数字员工。它围绕设备、工艺、质量、车辆和任务五类对象构建知识底座，将设备告警、工艺参数、视觉检测、MES过站、QMS缺陷、维修记录、FMEA和控制计划统一为可检索、可推理、可追溯的图谱。系统在现场数据流中主动识别风险信号，调用GraphRAG和规则引擎生成证据链，再通过飞书Aily、多维表格和机器人卡片完成跨角色协同。</w:t>
+        <w:t xml:space="preserve">“知质·灵巡”是一名面向赛力斯超级工厂的设备质量风险主动管控数字员工。方案以工厂质量知识底座为根，以GraphRAG和因果约束为推理引擎，以Autonomous Agent为工作流中枢，以飞书Aily、多维表格和机器人卡片为协同执行层，形成从感知到行动的闭环。</w:t>
+      </w:r>
+    </w:p>
+    <w:p>
+      <w:r>
+        <w:t xml:space="preserve"/>
+      </w:r>
+    </w:p>
+    <w:p>
+      <w:pPr>
+        <w:pStyle w:val="BodyText"/>
+      </w:pPr>
+      <w:r>
+        <w:t xml:space="preserve">它要解决的不是单点报警展示，而是现场质量管理中最难沉淀的隐性风险：设备已经出现退化或偏移，但终检尚未报废；参数已经越过窗口，但影响车辆和根因还不清楚；班组已经在群里沟通，但责任、时限、证据和复盘没有进入结构化资产。知质·灵巡把这些碎片组织成一条可追溯风险线程。</w:t>
       </w:r>
     </w:p>
     <w:p>
@@ -220,92 +233,109 @@
         <w:keepNext/>
       </w:pPr>
       <w:r>
-        <w:t xml:space="preserve">架构模块</w:t>
-      </w:r>
-    </w:p>
-    <w:p>
-      <w:r>
-        <w:t xml:space="preserve"/>
-      </w:r>
-    </w:p>
-    <w:p>
-      <w:pPr>
-        <w:pStyle w:val="ListParagraph"/>
-        <w:numPr>
-          <w:ilvl w:val="0"/>
-          <w:numId w:val="2"/>
-        </w:numPr>
-      </w:pPr>
-      <w:r>
-        <w:t xml:space="preserve">数据接入层：接入PLC/SCADA设备告警、工艺参数、视觉检测结果、MES过站、QMS缺陷、维修保养和飞书任务状态。</w:t>
-      </w:r>
-    </w:p>
-    <w:p>
-      <w:r>
-        <w:t xml:space="preserve"/>
-      </w:r>
-    </w:p>
-    <w:p>
-      <w:pPr>
-        <w:pStyle w:val="ListParagraph"/>
-        <w:numPr>
-          <w:ilvl w:val="0"/>
-          <w:numId w:val="2"/>
-        </w:numPr>
-      </w:pPr>
-      <w:r>
-        <w:t xml:space="preserve">知识底座层：建立设备-工艺-质量本体，核心关系包括设备位于工位、工位执行工序、工序产生参数、参数影响质量特性、质量特性关联缺陷模式、缺陷模式对应FMEA条目、FMEA条目绑定控制计划和处置流程。</w:t>
-      </w:r>
-    </w:p>
-    <w:p>
-      <w:r>
-        <w:t xml:space="preserve"/>
-      </w:r>
-    </w:p>
-    <w:p>
-      <w:pPr>
-        <w:pStyle w:val="ListParagraph"/>
-        <w:numPr>
-          <w:ilvl w:val="0"/>
-          <w:numId w:val="2"/>
-        </w:numPr>
-      </w:pPr>
-      <w:r>
-        <w:t xml:space="preserve">推理决策层：采用工艺窗口越界检测、SPC趋势识别、同工位连续性判断、VIN时间窗圈定、历史案例检索、因果路径约束和风险分级规则，输出根因假设与证据链。</w:t>
-      </w:r>
-    </w:p>
-    <w:p>
-      <w:r>
-        <w:t xml:space="preserve"/>
-      </w:r>
-    </w:p>
-    <w:p>
-      <w:pPr>
-        <w:pStyle w:val="ListParagraph"/>
-        <w:numPr>
-          <w:ilvl w:val="0"/>
-          <w:numId w:val="2"/>
-        </w:numPr>
-      </w:pPr>
-      <w:r>
-        <w:t xml:space="preserve">数字员工层：知质·灵巡以岗位化方式运行，具备异常巡检、风险解释、任务派发、进度追问、关闭校验和知识回写能力。它不直接替代质量负责人作最终放行，而是把证据、风险和动作准备到可执行状态。</w:t>
-      </w:r>
-    </w:p>
-    <w:p>
-      <w:r>
-        <w:t xml:space="preserve"/>
-      </w:r>
-    </w:p>
-    <w:p>
-      <w:pPr>
-        <w:pStyle w:val="ListParagraph"/>
-        <w:numPr>
-          <w:ilvl w:val="0"/>
-          <w:numId w:val="2"/>
-        </w:numPr>
-      </w:pPr>
-      <w:r>
-        <w:t xml:space="preserve">协同执行层：飞书Aily提供自然语言入口，多维表格承载质量事件、任务、复检、放行和复盘数据，自定义机器人向班组群推送风险卡片。</w:t>
+        <w:t xml:space="preserve">二、总体架构与核心模块</w:t>
+      </w:r>
+    </w:p>
+    <w:p>
+      <w:r>
+        <w:t xml:space="preserve"/>
+      </w:r>
+    </w:p>
+    <w:p>
+      <w:pPr>
+        <w:pStyle w:val="ListParagraph"/>
+        <w:numPr>
+          <w:ilvl w:val="0"/>
+          <w:numId w:val="2"/>
+        </w:numPr>
+      </w:pPr>
+      <w:r>
+        <w:t xml:space="preserve">数据接入层：接入PLC/SCADA设备告警、扭矩/电流/温度/模温差等工艺参数、MES过站记录、QMS缺陷、视觉检测、X光检测、设备点检、维修工单、FMEA、控制计划和飞书任务状态。</w:t>
+      </w:r>
+    </w:p>
+    <w:p>
+      <w:r>
+        <w:t xml:space="preserve"/>
+      </w:r>
+    </w:p>
+    <w:p>
+      <w:pPr>
+        <w:pStyle w:val="ListParagraph"/>
+        <w:numPr>
+          <w:ilvl w:val="0"/>
+          <w:numId w:val="2"/>
+        </w:numPr>
+      </w:pPr>
+      <w:r>
+        <w:t xml:space="preserve">知识底座层：建设质量本体和知识图谱，覆盖设备、工位、工序、参数、质量特性、缺陷模式、根因、控制计划、VIN、零件批次、责任角色和处置任务。每条关系都服务一个业务问题：定位异常来自哪里、影响什么质量特性、应由谁处理、关闭依据是什么。</w:t>
+      </w:r>
+    </w:p>
+    <w:p>
+      <w:r>
+        <w:t xml:space="preserve"/>
+      </w:r>
+    </w:p>
+    <w:p>
+      <w:pPr>
+        <w:pStyle w:val="ListParagraph"/>
+        <w:numPr>
+          <w:ilvl w:val="0"/>
+          <w:numId w:val="2"/>
+        </w:numPr>
+      </w:pPr>
+      <w:r>
+        <w:t xml:space="preserve">风险识别层：基于工艺窗口、SPC趋势、同工位连续性、同设备重复性、VIN时间窗、零件批次、设备寿命和历史案例匹配，识别P1/P2/P3风险。P1关注安全、法规、结构强度和关键连接件；P2关注可控越界和当班复检；P3进入趋势观察。</w:t>
+      </w:r>
+    </w:p>
+    <w:p>
+      <w:r>
+        <w:t xml:space="preserve"/>
+      </w:r>
+    </w:p>
+    <w:p>
+      <w:pPr>
+        <w:pStyle w:val="ListParagraph"/>
+        <w:numPr>
+          <w:ilvl w:val="0"/>
+          <w:numId w:val="2"/>
+        </w:numPr>
+      </w:pPr>
+      <w:r>
+        <w:t xml:space="preserve">GraphRAG推理层：当异常触发时，系统先在图谱中确定检索路径，再从FMEA、SOP、历史8D、维修记录、质检规范和知识文档中抽取证据，输出“参数异常-质量风险-根因假设-处置依据”的证据链。</w:t>
+      </w:r>
+    </w:p>
+    <w:p>
+      <w:r>
+        <w:t xml:space="preserve"/>
+      </w:r>
+    </w:p>
+    <w:p>
+      <w:pPr>
+        <w:pStyle w:val="ListParagraph"/>
+        <w:numPr>
+          <w:ilvl w:val="0"/>
+          <w:numId w:val="2"/>
+        </w:numPr>
+      </w:pPr>
+      <w:r>
+        <w:t xml:space="preserve">Agent执行层：数字员工执行“观察-研判-检索-推理-行动-复盘”循环。它生成风险等级、影响范围、根因Top-K、复检项目、维修动作、放行条件和飞书任务，并在关闭后把结果回写知识图谱。</w:t>
+      </w:r>
+    </w:p>
+    <w:p>
+      <w:r>
+        <w:t xml:space="preserve"/>
+      </w:r>
+    </w:p>
+    <w:p>
+      <w:pPr>
+        <w:pStyle w:val="ListParagraph"/>
+        <w:numPr>
+          <w:ilvl w:val="0"/>
+          <w:numId w:val="2"/>
+        </w:numPr>
+      </w:pPr>
+      <w:r>
+        <w:t xml:space="preserve">飞书协同层：飞书Aily提供自然语言入口，多维表格承载质量事件、处置任务、复检记录、维修记录和复盘记录，自定义机器人向质量、设备、工艺和班组群推送风险卡片。</w:t>
       </w:r>
     </w:p>
     <w:p>
@@ -319,7 +349,132 @@
         <w:keepNext/>
       </w:pPr>
       <w:r>
-        <w:t xml:space="preserve">核心创新</w:t>
+        <w:t xml:space="preserve">三、关键业务流程</w:t>
+      </w:r>
+    </w:p>
+    <w:p>
+      <w:r>
+        <w:t xml:space="preserve"/>
+      </w:r>
+    </w:p>
+    <w:p>
+      <w:r>
+        <w:rPr>
+          <w:b/>
+          <w:color w:val="1F4D78"/>
+        </w:rPr>
+        <w:t xml:space="preserve">以总装底盘合装拧紧为例，TQ-17智能拧紧枪出现M12关键螺栓扭矩偏低。系统不是只展示报警，而是自动完成六步：</w:t>
+      </w:r>
+      <w:r>
+        <w:t xml:space="preserve"/>
+      </w:r>
+    </w:p>
+    <w:p>
+      <w:r>
+        <w:t xml:space="preserve"/>
+      </w:r>
+    </w:p>
+    <w:p>
+      <w:pPr>
+        <w:pStyle w:val="ListParagraph"/>
+        <w:numPr>
+          <w:ilvl w:val="0"/>
+          <w:numId w:val="2"/>
+        </w:numPr>
+      </w:pPr>
+      <w:r>
+        <w:t xml:space="preserve">识别86.4N·m低于92-108N·m工艺窗口，并发现连续3辆车同点位越界。</w:t>
+      </w:r>
+    </w:p>
+    <w:p>
+      <w:pPr>
+        <w:pStyle w:val="ListParagraph"/>
+        <w:numPr>
+          <w:ilvl w:val="0"/>
+          <w:numId w:val="2"/>
+        </w:numPr>
+      </w:pPr>
+      <w:r>
+        <w:t xml:space="preserve">通过MES过站记录圈定VIN尾号8123-8125，并向上一次合格校验时间窗扩展核查。</w:t>
+      </w:r>
+    </w:p>
+    <w:p>
+      <w:pPr>
+        <w:pStyle w:val="ListParagraph"/>
+        <w:numPr>
+          <w:ilvl w:val="0"/>
+          <w:numId w:val="2"/>
+        </w:numPr>
+      </w:pPr>
+      <w:r>
+        <w:t xml:space="preserve">沿“总装一线-底盘合装-TQ-17-扭矩参数-预紧力风险-FMEA条目-历史案例C-009”路径检索证据。</w:t>
+      </w:r>
+    </w:p>
+    <w:p>
+      <w:pPr>
+        <w:pStyle w:val="ListParagraph"/>
+        <w:numPr>
+          <w:ilvl w:val="0"/>
+          <w:numId w:val="2"/>
+        </w:numPr>
+      </w:pPr>
+      <w:r>
+        <w:t xml:space="preserve">结合角度补偿波动、套筒寿命、校准记录和历史案例，形成“套筒磨损叠加校准漂移”的根因假设。</w:t>
+      </w:r>
+    </w:p>
+    <w:p>
+      <w:pPr>
+        <w:pStyle w:val="ListParagraph"/>
+        <w:numPr>
+          <w:ilvl w:val="0"/>
+          <w:numId w:val="2"/>
+        </w:numPr>
+      </w:pPr>
+      <w:r>
+        <w:t xml:space="preserve">自动生成车辆隔离、扭矩复检、设备校准、套筒检查、备用设备首件确认和FMEA回写任务。</w:t>
+      </w:r>
+    </w:p>
+    <w:p>
+      <w:pPr>
+        <w:pStyle w:val="ListParagraph"/>
+        <w:numPr>
+          <w:ilvl w:val="0"/>
+          <w:numId w:val="2"/>
+        </w:numPr>
+      </w:pPr>
+      <w:r>
+        <w:t xml:space="preserve">当复检合格、设备恢复、责任人确认和放行依据齐全后关闭事件，沉淀为下一次推理样本。</w:t>
+      </w:r>
+    </w:p>
+    <w:p>
+      <w:r>
+        <w:t xml:space="preserve"/>
+      </w:r>
+    </w:p>
+    <w:p>
+      <w:pPr>
+        <w:pStyle w:val="Heading1"/>
+        <w:keepNext/>
+      </w:pPr>
+      <w:r>
+        <w:t xml:space="preserve">四、创新点</w:t>
+      </w:r>
+    </w:p>
+    <w:p>
+      <w:r>
+        <w:t xml:space="preserve"/>
+      </w:r>
+    </w:p>
+    <w:p>
+      <w:r>
+        <w:rPr>
+          <w:b/>
+          <w:color w:val="1F4D78"/>
+        </w:rPr>
+        <w:t xml:space="preserve">设备质量风险线程：</w:t>
+      </w:r>
+      <w:r>
+        <w:t xml:space="preserve">把报警、参数、VIN、证据、任务、责任人、SLA和复盘结论绑定成一条业务对象，避免质量知识散落在系统、群聊和个人经验里。</w:t>
       </w:r>
     </w:p>
     <w:p>
@@ -336,7 +491,33 @@
         <w:t xml:space="preserve">主动式GraphRAG：</w:t>
       </w:r>
       <w:r>
-        <w:t xml:space="preserve">不是等待提问，而是在参数流和告警流中触发检索；图谱路径决定检索范围，文档证据补充处置依据。</w:t>
+        <w:t xml:space="preserve">不是人员提问后再检索，而是在参数流和告警流中触发检索；图谱决定检索范围，文档补足证据，规则和因果约束校验推理方向。</w:t>
+      </w:r>
+    </w:p>
+    <w:p>
+      <w:r>
+        <w:t xml:space="preserve"/>
+      </w:r>
+    </w:p>
+    <w:p>
+      <w:pPr>
+        <w:pStyle w:val="BodyText"/>
+      </w:pPr>
+      <w:r>
+        <w:t xml:space="preserve">一车一因果链：把一车一档从追溯档案升级为风险推理载体，让每辆受影响车辆都能说明“经过了哪个工位、受到哪个参数影响、依据哪些证据执行了哪项处置”。</w:t>
+      </w:r>
+    </w:p>
+    <w:p>
+      <w:r>
+        <w:t xml:space="preserve"/>
+      </w:r>
+    </w:p>
+    <w:p>
+      <w:pPr>
+        <w:pStyle w:val="BodyText"/>
+      </w:pPr>
+      <w:r>
+        <w:t xml:space="preserve">飞书即执行层：飞书不只是通知渠道，而是质量事件、任务、责任、状态和复盘的协同载体。Aily承接查询和更新，多维表格承接结构化闭环，机器人卡片推动班组响应。</w:t>
       </w:r>
     </w:p>
     <w:p>
@@ -350,10 +531,24 @@
           <w:b/>
           <w:color w:val="1F4D78"/>
         </w:rPr>
-        <w:t xml:space="preserve">风险数字孪生线程：</w:t>
-      </w:r>
-      <w:r>
-        <w:t xml:space="preserve">每个异常生成一条包含设备、参数、VIN、任务、责任人、SLA和复盘结论的线程，闭环后沉淀为下一次推理资产。</w:t>
+        <w:t xml:space="preserve">质量知识自学习：</w:t>
+      </w:r>
+      <w:r>
+        <w:t xml:space="preserve">每次关闭事件都会沉淀根因、措施、复检结果和阈值调整，形成设备-症状-根因-措施关系，使下一次识别更快、更准。</w:t>
+      </w:r>
+    </w:p>
+    <w:p>
+      <w:r>
+        <w:t xml:space="preserve"/>
+      </w:r>
+    </w:p>
+    <w:p>
+      <w:pPr>
+        <w:pStyle w:val="Heading1"/>
+        <w:keepNext/>
+      </w:pPr>
+      <w:r>
+        <w:t xml:space="preserve">五、落地路线</w:t>
       </w:r>
     </w:p>
     <w:p>
@@ -367,10 +562,10 @@
           <w:b/>
           <w:color w:val="1F4D78"/>
         </w:rPr>
-        <w:t xml:space="preserve">因果护栏：</w:t>
-      </w:r>
-      <w:r>
-        <w:t xml:space="preserve">通过工序顺序、设备拓扑和FMEA规则排除不可能根因，降低只靠文本相似度造成的误判。</w:t>
+        <w:t xml:space="preserve">第1阶段：</w:t>
+      </w:r>
+      <w:r>
+        <w:t xml:space="preserve">离线回放。导入历史异常、维修、检测和放行记录，验证风险分级、影响范围圈定和根因命中率。</w:t>
       </w:r>
     </w:p>
     <w:p>
@@ -384,10 +579,44 @@
           <w:b/>
           <w:color w:val="1F4D78"/>
         </w:rPr>
-        <w:t xml:space="preserve">飞书原生协同：</w:t>
-      </w:r>
-      <w:r>
-        <w:t xml:space="preserve">质量事件从识别开始即进入多维表格和班组任务流，避免“系统分析完、现场没人接”的断点。</w:t>
+        <w:t xml:space="preserve">第2阶段：</w:t>
+      </w:r>
+      <w:r>
+        <w:t xml:space="preserve">影子运行。系统在当班实时生成建议，但不改变现有放行流程，记录质量工程师采纳、修改或驳回原因。</w:t>
+      </w:r>
+    </w:p>
+    <w:p>
+      <w:r>
+        <w:t xml:space="preserve"/>
+      </w:r>
+    </w:p>
+    <w:p>
+      <w:r>
+        <w:rPr>
+          <w:b/>
+          <w:color w:val="1F4D78"/>
+        </w:rPr>
+        <w:t xml:space="preserve">第3阶段：</w:t>
+      </w:r>
+      <w:r>
+        <w:t xml:space="preserve">协同闭环。接入飞书多维表格和机器人卡片，实现P1/P2事件任务派发、状态跟踪和关闭回写。</w:t>
+      </w:r>
+    </w:p>
+    <w:p>
+      <w:r>
+        <w:t xml:space="preserve"/>
+      </w:r>
+    </w:p>
+    <w:p>
+      <w:r>
+        <w:rPr>
+          <w:b/>
+          <w:color w:val="1F4D78"/>
+        </w:rPr>
+        <w:t xml:space="preserve">第4阶段：</w:t>
+      </w:r>
+      <w:r>
+        <w:t xml:space="preserve">产线复制。把四类工况模板扩展到电驱装配、电池包气密、整车标定、供应链来料和路试问题闭环。</w:t>
       </w:r>
     </w:p>
     <w:p>
@@ -401,7 +630,7 @@
         <w:keepNext/>
       </w:pPr>
       <w:r>
-        <w:t xml:space="preserve">量化价值</w:t>
+        <w:t xml:space="preserve">六、业务价值与验收</w:t>
       </w:r>
     </w:p>
     <w:p>
@@ -414,7 +643,7 @@
         <w:pStyle w:val="BodyText"/>
       </w:pPr>
       <w:r>
-        <w:t xml:space="preserve">首期在四类工况落地后，目标为关键异常定位时间下降40%-60%，P1事件任务派发时间控制在1分钟内，关键工序追溯覆盖达到100%，重复质量问题下降15%-25%，质量复盘知识沉淀覆盖率达到90%以上。</w:t>
+        <w:t xml:space="preserve">首期目标为：关键异常定位时间下降40%-60%；P1事件任务派发小于1分钟；根因Top-3命中率达到80%以上；关键工序追溯覆盖达到100%；重复质量问题下降15%-25%；复检、维修、放行和复盘记录结构化率达到90%以上。收益核算只统计被现场采纳并完成闭环的事件，保证价值口径可验证。</w:t>
       </w:r>
     </w:p>
     <w:sectPr>

--- a/提交材料/02_整体解决方案书.docx
+++ b/提交材料/02_整体解决方案书.docx
@@ -219,6 +219,19 @@
         <w:pStyle w:val="BodyText"/>
       </w:pPr>
       <w:r>
+        <w:t xml:space="preserve">围绕题面要求，方案的建设顺序是先建“设备与质量知识底座”，再做“会主动思考和执行的Agent”，最后用“飞书协同工具链”把风险处置落到人、车、设备和任务上。三者缺一不可：没有知识底座，数字员工无法解释；没有自主Agent，系统仍停留在问答；没有飞书闭环，推理结果难以转化为现场行动。</w:t>
+      </w:r>
+    </w:p>
+    <w:p>
+      <w:r>
+        <w:t xml:space="preserve"/>
+      </w:r>
+    </w:p>
+    <w:p>
+      <w:pPr>
+        <w:pStyle w:val="BodyText"/>
+      </w:pPr>
+      <w:r>
         <w:t xml:space="preserve">它要解决的不是单点报警展示，而是现场质量管理中最难沉淀的隐性风险：设备已经出现退化或偏移，但终检尚未报废；参数已经越过窗口，但影响车辆和根因还不清楚；班组已经在群里沟通，但责任、时限、证据和复盘没有进入结构化资产。知质·灵巡把这些碎片组织成一条可追溯风险线程。</w:t>
       </w:r>
     </w:p>

--- a/提交材料/02_整体解决方案书.docx
+++ b/提交材料/02_整体解决方案书.docx
@@ -257,98 +257,74 @@
     <w:p>
       <w:pPr>
         <w:pStyle w:val="ListParagraph"/>
-        <w:numPr>
-          <w:ilvl w:val="0"/>
-          <w:numId w:val="2"/>
-        </w:numPr>
-      </w:pPr>
-      <w:r>
-        <w:t xml:space="preserve">数据接入层：接入PLC/SCADA设备告警、扭矩/电流/温度/模温差等工艺参数、MES过站记录、QMS缺陷、视觉检测、X光检测、设备点检、维修工单、FMEA、控制计划和飞书任务状态。</w:t>
-      </w:r>
-    </w:p>
-    <w:p>
-      <w:r>
-        <w:t xml:space="preserve"/>
-      </w:r>
-    </w:p>
-    <w:p>
-      <w:pPr>
-        <w:pStyle w:val="ListParagraph"/>
-        <w:numPr>
-          <w:ilvl w:val="0"/>
-          <w:numId w:val="2"/>
-        </w:numPr>
-      </w:pPr>
-      <w:r>
-        <w:t xml:space="preserve">知识底座层：建设质量本体和知识图谱，覆盖设备、工位、工序、参数、质量特性、缺陷模式、根因、控制计划、VIN、零件批次、责任角色和处置任务。每条关系都服务一个业务问题：定位异常来自哪里、影响什么质量特性、应由谁处理、关闭依据是什么。</w:t>
-      </w:r>
-    </w:p>
-    <w:p>
-      <w:r>
-        <w:t xml:space="preserve"/>
-      </w:r>
-    </w:p>
-    <w:p>
-      <w:pPr>
-        <w:pStyle w:val="ListParagraph"/>
-        <w:numPr>
-          <w:ilvl w:val="0"/>
-          <w:numId w:val="2"/>
-        </w:numPr>
-      </w:pPr>
-      <w:r>
-        <w:t xml:space="preserve">风险识别层：基于工艺窗口、SPC趋势、同工位连续性、同设备重复性、VIN时间窗、零件批次、设备寿命和历史案例匹配，识别P1/P2/P3风险。P1关注安全、法规、结构强度和关键连接件；P2关注可控越界和当班复检；P3进入趋势观察。</w:t>
-      </w:r>
-    </w:p>
-    <w:p>
-      <w:r>
-        <w:t xml:space="preserve"/>
-      </w:r>
-    </w:p>
-    <w:p>
-      <w:pPr>
-        <w:pStyle w:val="ListParagraph"/>
-        <w:numPr>
-          <w:ilvl w:val="0"/>
-          <w:numId w:val="2"/>
-        </w:numPr>
-      </w:pPr>
-      <w:r>
-        <w:t xml:space="preserve">GraphRAG推理层：当异常触发时，系统先在图谱中确定检索路径，再从FMEA、SOP、历史8D、维修记录、质检规范和知识文档中抽取证据，输出“参数异常-质量风险-根因假设-处置依据”的证据链。</w:t>
-      </w:r>
-    </w:p>
-    <w:p>
-      <w:r>
-        <w:t xml:space="preserve"/>
-      </w:r>
-    </w:p>
-    <w:p>
-      <w:pPr>
-        <w:pStyle w:val="ListParagraph"/>
-        <w:numPr>
-          <w:ilvl w:val="0"/>
-          <w:numId w:val="2"/>
-        </w:numPr>
-      </w:pPr>
-      <w:r>
-        <w:t xml:space="preserve">Agent执行层：数字员工执行“观察-研判-检索-推理-行动-复盘”循环。它生成风险等级、影响范围、根因Top-K、复检项目、维修动作、放行条件和飞书任务，并在关闭后把结果回写知识图谱。</w:t>
-      </w:r>
-    </w:p>
-    <w:p>
-      <w:r>
-        <w:t xml:space="preserve"/>
-      </w:r>
-    </w:p>
-    <w:p>
-      <w:pPr>
-        <w:pStyle w:val="ListParagraph"/>
-        <w:numPr>
-          <w:ilvl w:val="0"/>
-          <w:numId w:val="2"/>
-        </w:numPr>
-      </w:pPr>
-      <w:r>
-        <w:t xml:space="preserve">飞书协同层：飞书Aily提供自然语言入口，多维表格承载质量事件、处置任务、复检记录、维修记录和复盘记录，自定义机器人向质量、设备、工艺和班组群推送风险卡片。</w:t>
+      </w:pPr>
+      <w:r>
+        <w:t xml:space="preserve">1. 数据接入层：接入PLC/SCADA设备告警、扭矩/电流/温度/模温差等工艺参数、MES过站记录、QMS缺陷、视觉检测、X光检测、设备点检、维修工单、FMEA、控制计划和飞书任务状态。</w:t>
+      </w:r>
+    </w:p>
+    <w:p>
+      <w:r>
+        <w:t xml:space="preserve"/>
+      </w:r>
+    </w:p>
+    <w:p>
+      <w:pPr>
+        <w:pStyle w:val="ListParagraph"/>
+      </w:pPr>
+      <w:r>
+        <w:t xml:space="preserve">2. 知识底座层：建设质量本体和知识图谱，覆盖设备、工位、工序、参数、质量特性、缺陷模式、根因、控制计划、VIN、零件批次、责任角色和处置任务。每条关系都服务一个业务问题：定位异常来自哪里、影响什么质量特性、应由谁处理、关闭依据是什么。</w:t>
+      </w:r>
+    </w:p>
+    <w:p>
+      <w:r>
+        <w:t xml:space="preserve"/>
+      </w:r>
+    </w:p>
+    <w:p>
+      <w:pPr>
+        <w:pStyle w:val="ListParagraph"/>
+      </w:pPr>
+      <w:r>
+        <w:t xml:space="preserve">3. 风险识别层：基于工艺窗口、SPC趋势、同工位连续性、同设备重复性、VIN时间窗、零件批次、设备寿命和历史案例匹配，识别P1/P2/P3风险。P1关注安全、法规、结构强度和关键连接件；P2关注可控越界和当班复检；P3进入趋势观察。</w:t>
+      </w:r>
+    </w:p>
+    <w:p>
+      <w:r>
+        <w:t xml:space="preserve"/>
+      </w:r>
+    </w:p>
+    <w:p>
+      <w:pPr>
+        <w:pStyle w:val="ListParagraph"/>
+      </w:pPr>
+      <w:r>
+        <w:t xml:space="preserve">4. GraphRAG推理层：当异常触发时，系统先在图谱中确定检索路径，再从FMEA、SOP、历史8D、维修记录、质检规范和知识文档中抽取证据，输出“参数异常-质量风险-根因假设-处置依据”的证据链。</w:t>
+      </w:r>
+    </w:p>
+    <w:p>
+      <w:r>
+        <w:t xml:space="preserve"/>
+      </w:r>
+    </w:p>
+    <w:p>
+      <w:pPr>
+        <w:pStyle w:val="ListParagraph"/>
+      </w:pPr>
+      <w:r>
+        <w:t xml:space="preserve">5. Agent执行层：数字员工执行“观察-研判-检索-推理-行动-复盘”循环。它生成风险等级、影响范围、根因Top-K、复检项目、维修动作、放行条件和飞书任务，并在关闭后把结果回写知识图谱。</w:t>
+      </w:r>
+    </w:p>
+    <w:p>
+      <w:r>
+        <w:t xml:space="preserve"/>
+      </w:r>
+    </w:p>
+    <w:p>
+      <w:pPr>
+        <w:pStyle w:val="ListParagraph"/>
+      </w:pPr>
+      <w:r>
+        <w:t xml:space="preserve">6. 飞书协同层：飞书Aily提供自然语言入口，多维表格承载质量事件、处置任务、复检记录、维修记录和复盘记录，自定义机器人向质量、设备、工艺和班组群推送风险卡片。</w:t>
       </w:r>
     </w:p>
     <w:p>
@@ -374,7 +350,7 @@
       <w:r>
         <w:rPr>
           <w:b/>
-          <w:color w:val="1F4D78"/>
+          <w:color w:val="9E1B32"/>
         </w:rPr>
         <w:t xml:space="preserve">以总装底盘合装拧紧为例，TQ-17智能拧紧枪出现M12关键螺栓扭矩偏低。系统不是只展示报警，而是自动完成六步：</w:t>
       </w:r>
@@ -390,73 +366,49 @@
     <w:p>
       <w:pPr>
         <w:pStyle w:val="ListParagraph"/>
-        <w:numPr>
-          <w:ilvl w:val="0"/>
-          <w:numId w:val="2"/>
-        </w:numPr>
-      </w:pPr>
-      <w:r>
-        <w:t xml:space="preserve">识别86.4N·m低于92-108N·m工艺窗口，并发现连续3辆车同点位越界。</w:t>
-      </w:r>
-    </w:p>
-    <w:p>
-      <w:pPr>
-        <w:pStyle w:val="ListParagraph"/>
-        <w:numPr>
-          <w:ilvl w:val="0"/>
-          <w:numId w:val="2"/>
-        </w:numPr>
-      </w:pPr>
-      <w:r>
-        <w:t xml:space="preserve">通过MES过站记录圈定VIN尾号8123-8125，并向上一次合格校验时间窗扩展核查。</w:t>
-      </w:r>
-    </w:p>
-    <w:p>
-      <w:pPr>
-        <w:pStyle w:val="ListParagraph"/>
-        <w:numPr>
-          <w:ilvl w:val="0"/>
-          <w:numId w:val="2"/>
-        </w:numPr>
-      </w:pPr>
-      <w:r>
-        <w:t xml:space="preserve">沿“总装一线-底盘合装-TQ-17-扭矩参数-预紧力风险-FMEA条目-历史案例C-009”路径检索证据。</w:t>
-      </w:r>
-    </w:p>
-    <w:p>
-      <w:pPr>
-        <w:pStyle w:val="ListParagraph"/>
-        <w:numPr>
-          <w:ilvl w:val="0"/>
-          <w:numId w:val="2"/>
-        </w:numPr>
-      </w:pPr>
-      <w:r>
-        <w:t xml:space="preserve">结合角度补偿波动、套筒寿命、校准记录和历史案例，形成“套筒磨损叠加校准漂移”的根因假设。</w:t>
-      </w:r>
-    </w:p>
-    <w:p>
-      <w:pPr>
-        <w:pStyle w:val="ListParagraph"/>
-        <w:numPr>
-          <w:ilvl w:val="0"/>
-          <w:numId w:val="2"/>
-        </w:numPr>
-      </w:pPr>
-      <w:r>
-        <w:t xml:space="preserve">自动生成车辆隔离、扭矩复检、设备校准、套筒检查、备用设备首件确认和FMEA回写任务。</w:t>
-      </w:r>
-    </w:p>
-    <w:p>
-      <w:pPr>
-        <w:pStyle w:val="ListParagraph"/>
-        <w:numPr>
-          <w:ilvl w:val="0"/>
-          <w:numId w:val="2"/>
-        </w:numPr>
-      </w:pPr>
-      <w:r>
-        <w:t xml:space="preserve">当复检合格、设备恢复、责任人确认和放行依据齐全后关闭事件，沉淀为下一次推理样本。</w:t>
+      </w:pPr>
+      <w:r>
+        <w:t xml:space="preserve">1. 识别86.4N·m低于92-108N·m工艺窗口，并发现连续3辆车同点位越界。</w:t>
+      </w:r>
+    </w:p>
+    <w:p>
+      <w:pPr>
+        <w:pStyle w:val="ListParagraph"/>
+      </w:pPr>
+      <w:r>
+        <w:t xml:space="preserve">2. 通过MES过站记录圈定VIN尾号8123-8125，并向上一次合格校验时间窗扩展核查。</w:t>
+      </w:r>
+    </w:p>
+    <w:p>
+      <w:pPr>
+        <w:pStyle w:val="ListParagraph"/>
+      </w:pPr>
+      <w:r>
+        <w:t xml:space="preserve">3. 沿“总装一线-底盘合装-TQ-17-扭矩参数-预紧力风险-FMEA条目-历史案例C-009”路径检索证据。</w:t>
+      </w:r>
+    </w:p>
+    <w:p>
+      <w:pPr>
+        <w:pStyle w:val="ListParagraph"/>
+      </w:pPr>
+      <w:r>
+        <w:t xml:space="preserve">4. 结合角度补偿波动、套筒寿命、校准记录和历史案例，形成“套筒磨损叠加校准漂移”的根因假设。</w:t>
+      </w:r>
+    </w:p>
+    <w:p>
+      <w:pPr>
+        <w:pStyle w:val="ListParagraph"/>
+      </w:pPr>
+      <w:r>
+        <w:t xml:space="preserve">5. 自动生成车辆隔离、扭矩复检、设备校准、套筒检查、备用设备首件确认和FMEA回写任务。</w:t>
+      </w:r>
+    </w:p>
+    <w:p>
+      <w:pPr>
+        <w:pStyle w:val="ListParagraph"/>
+      </w:pPr>
+      <w:r>
+        <w:t xml:space="preserve">6. 当复检合格、设备恢复、责任人确认和放行依据齐全后关闭事件，沉淀为下一次推理样本。</w:t>
       </w:r>
     </w:p>
     <w:p>
@@ -482,7 +434,7 @@
       <w:r>
         <w:rPr>
           <w:b/>
-          <w:color w:val="1F4D78"/>
+          <w:color w:val="9E1B32"/>
         </w:rPr>
         <w:t xml:space="preserve">设备质量风险线程：</w:t>
       </w:r>
@@ -499,7 +451,7 @@
       <w:r>
         <w:rPr>
           <w:b/>
-          <w:color w:val="1F4D78"/>
+          <w:color w:val="9E1B32"/>
         </w:rPr>
         <w:t xml:space="preserve">主动式GraphRAG：</w:t>
       </w:r>
@@ -542,7 +494,7 @@
       <w:r>
         <w:rPr>
           <w:b/>
-          <w:color w:val="1F4D78"/>
+          <w:color w:val="9E1B32"/>
         </w:rPr>
         <w:t xml:space="preserve">质量知识自学习：</w:t>
       </w:r>
@@ -573,7 +525,7 @@
       <w:r>
         <w:rPr>
           <w:b/>
-          <w:color w:val="1F4D78"/>
+          <w:color w:val="9E1B32"/>
         </w:rPr>
         <w:t xml:space="preserve">第1阶段：</w:t>
       </w:r>
@@ -590,7 +542,7 @@
       <w:r>
         <w:rPr>
           <w:b/>
-          <w:color w:val="1F4D78"/>
+          <w:color w:val="9E1B32"/>
         </w:rPr>
         <w:t xml:space="preserve">第2阶段：</w:t>
       </w:r>
@@ -607,7 +559,7 @@
       <w:r>
         <w:rPr>
           <w:b/>
-          <w:color w:val="1F4D78"/>
+          <w:color w:val="9E1B32"/>
         </w:rPr>
         <w:t xml:space="preserve">第3阶段：</w:t>
       </w:r>
@@ -624,7 +576,7 @@
       <w:r>
         <w:rPr>
           <w:b/>
-          <w:color w:val="1F4D78"/>
+          <w:color w:val="9E1B32"/>
         </w:rPr>
         <w:t xml:space="preserve">第4阶段：</w:t>
       </w:r>
@@ -657,6 +609,139 @@
       </w:pPr>
       <w:r>
         <w:t xml:space="preserve">首期目标为：关键异常定位时间下降40%-60%；P1事件任务派发小于1分钟；根因Top-3命中率达到80%以上；关键工序追溯覆盖达到100%；重复质量问题下降15%-25%；复检、维修、放行和复盘记录结构化率达到90%以上。收益核算只统计被现场采纳并完成闭环的事件，保证价值口径可验证。</w:t>
+      </w:r>
+    </w:p>
+    <w:p>
+      <w:r>
+        <w:t xml:space="preserve"/>
+      </w:r>
+    </w:p>
+    <w:p>
+      <w:pPr>
+        <w:pStyle w:val="Heading1"/>
+        <w:keepNext/>
+      </w:pPr>
+      <w:r>
+        <w:t xml:space="preserve">七、生产级组件与接口设计</w:t>
+      </w:r>
+    </w:p>
+    <w:p>
+      <w:r>
+        <w:t xml:space="preserve"/>
+      </w:r>
+    </w:p>
+    <w:p>
+      <w:pPr>
+        <w:pStyle w:val="BodyText"/>
+      </w:pPr>
+      <w:r>
+        <w:t xml:space="preserve">数据接入采用事件总线和批流结合方式。高频设备参数先在边缘侧完成窗口、漂移、连续性与缺失检查，只把异常片段和特征送入风险层；MES、QMS、维修和文档数据按事件ID与时间窗关联。所有输入记录source_system、event_time、ingest_time、version和quality_flag，防止用过期数据解释当前异常。</w:t>
+      </w:r>
+    </w:p>
+    <w:p>
+      <w:r>
+        <w:t xml:space="preserve"/>
+      </w:r>
+    </w:p>
+    <w:p>
+      <w:pPr>
+        <w:pStyle w:val="BodyText"/>
+      </w:pPr>
+      <w:r>
+        <w:t xml:space="preserve">知识底座采用“本体层—实例层—证据层”三层结构。本体层定义设备、工位、工序、参数、质量特性、缺陷模式、控制计划、VIN/批次、角色和任务；实例层承载实时设备与事件关系；证据层保存文档片段、规则版本、历史案例和人工确认。GraphRAG先执行子图扩展和规则剪枝，再按关系距离、时间一致性、数据质量和案例相似度重排证据，最后交给大模型生成带引用解释。</w:t>
+      </w:r>
+    </w:p>
+    <w:p>
+      <w:r>
+        <w:t xml:space="preserve"/>
+      </w:r>
+    </w:p>
+    <w:p>
+      <w:pPr>
+        <w:pStyle w:val="BodyText"/>
+      </w:pPr>
+      <w:r>
+        <w:t xml:space="preserve">Agent由观察器、风险评估器、检索器、影响圈定器、任务编排器、关闭校验器和知识回写器组成。每个工具只获得完成岗位动作所需的最小权限，P1关闭工具必须接收质量负责人确认令牌。任务与Base写入使用事件ID幂等，事件订阅用message_id、event_id和task_guid去重，避免网络重试造成重复任务或重复关闭。</w:t>
+      </w:r>
+    </w:p>
+    <w:p>
+      <w:r>
+        <w:t xml:space="preserve"/>
+      </w:r>
+    </w:p>
+    <w:p>
+      <w:pPr>
+        <w:pStyle w:val="Heading1"/>
+        <w:keepNext/>
+      </w:pPr>
+      <w:r>
+        <w:t xml:space="preserve">八、飞书执行织网</w:t>
+      </w:r>
+    </w:p>
+    <w:p>
+      <w:r>
+        <w:t xml:space="preserve"/>
+      </w:r>
+    </w:p>
+    <w:p>
+      <w:pPr>
+        <w:pStyle w:val="BodyText"/>
+      </w:pPr>
+      <w:r>
+        <w:t xml:space="preserve">当前在线Base已建立13个质量事件字段，并完成真实写入回读。编排脚本自动读取当前飞书用户身份，按事件ID创建任务，随后创建包含事件摘要、证据链、根因假设、处置动作、关联任务和关闭检查项的复盘文档。在线任务GUID为`f10d51e5-cc8e-4c71-9441-cd29a77feacf`，复盘文档token为`PjludNq8foBhkrxV8VQccsldneb`。</w:t>
+      </w:r>
+    </w:p>
+    <w:p>
+      <w:r>
+        <w:t xml:space="preserve"/>
+      </w:r>
+    </w:p>
+    <w:p>
+      <w:pPr>
+        <w:pStyle w:val="BodyText"/>
+      </w:pPr>
+      <w:r>
+        <w:t xml:space="preserve">生产版增加质量事件、处置任务、复检记录、设备维修和知识回写五张关联表。P1消息卡片提供确认隔离、接单、补充证据和升级四类动作；任务中心负责负责人、关注人、SLA、子任务、评论和附件；Aily提供事件查询、VIN追溯、处置草案和复盘生成；任务与消息事件驱动Base状态回写。机器人可用范围、卡片回调和事件订阅在企业开发者后台完成审核后启用。</w:t>
+      </w:r>
+    </w:p>
+    <w:p>
+      <w:r>
+        <w:t xml:space="preserve"/>
+      </w:r>
+    </w:p>
+    <w:p>
+      <w:pPr>
+        <w:pStyle w:val="Heading1"/>
+        <w:keepNext/>
+      </w:pPr>
+      <w:r>
+        <w:t xml:space="preserve">九、可靠性与安全</w:t>
+      </w:r>
+    </w:p>
+    <w:p>
+      <w:r>
+        <w:t xml:space="preserve"/>
+      </w:r>
+    </w:p>
+    <w:p>
+      <w:pPr>
+        <w:pStyle w:val="BodyText"/>
+      </w:pPr>
+      <w:r>
+        <w:t xml:space="preserve">系统采用三类降级策略。数据降级：关键点位缺失、时钟偏差或延迟超阈值时只保留监测，不生成处置任务。模型降级：置信度低或证据矛盾时输出待核查项，不给出单一根因。流程降级：飞书不可用时生成本地事件包并进入人工任务清单，恢复后按幂等键补偿同步。</w:t>
+      </w:r>
+    </w:p>
+    <w:p>
+      <w:r>
+        <w:t xml:space="preserve"/>
+      </w:r>
+    </w:p>
+    <w:p>
+      <w:pPr>
+        <w:pStyle w:val="BodyText"/>
+      </w:pPr>
+      <w:r>
+        <w:t xml:space="preserve">系统不存储飞书明文密钥，不在公共仓库提交访问令牌；VIN和人员信息按企业数据分级策略脱敏。所有根因结论保留证据来源、模型/规则版本、操作人和时间戳。质量负责人保留最终处置与放行权，AI的岗位价值是缩短信息收敛和协同时间，而不是取消质量责任制。</w:t>
       </w:r>
     </w:p>
     <w:sectPr>
@@ -730,7 +815,7 @@
       <w:b/>
       <w:sz w:val="36"/>
       <w:szCs w:val="36"/>
-      <w:color w:val="0B2545"/>
+      <w:color w:val="171C22"/>
     </w:rPr>
   </w:style>
   <w:style w:type="paragraph" w:styleId="Subtitle">
@@ -756,7 +841,7 @@
       <w:b/>
       <w:sz w:val="32"/>
       <w:szCs w:val="32"/>
-      <w:color w:val="2E74B5"/>
+      <w:color w:val="9E1B32"/>
     </w:rPr>
   </w:style>
   <w:style w:type="paragraph" w:styleId="Heading2">
@@ -770,7 +855,7 @@
       <w:b/>
       <w:sz w:val="26"/>
       <w:szCs w:val="26"/>
-      <w:color w:val="2E74B5"/>
+      <w:color w:val="34424F"/>
     </w:rPr>
   </w:style>
   <w:style w:type="paragraph" w:styleId="BodyText">

--- a/提交材料/02_整体解决方案书.docx
+++ b/提交材料/02_整体解决方案书.docx
@@ -285,20 +285,20 @@
         <w:pStyle w:val="ListParagraph"/>
       </w:pPr>
       <w:r>
-        <w:t xml:space="preserve">3. 风险识别层：基于工艺窗口、SPC趋势、同工位连续性、同设备重复性、VIN时间窗、零件批次、设备寿命和历史案例匹配，识别P1/P2/P3风险。P1关注安全、法规、结构强度和关键连接件；P2关注可控越界和当班复检；P3进入趋势观察。</w:t>
-      </w:r>
-    </w:p>
-    <w:p>
-      <w:r>
-        <w:t xml:space="preserve"/>
-      </w:r>
-    </w:p>
-    <w:p>
-      <w:pPr>
-        <w:pStyle w:val="ListParagraph"/>
-      </w:pPr>
-      <w:r>
-        <w:t xml:space="preserve">4. GraphRAG推理层：当异常触发时，系统先在图谱中确定检索路径，再从FMEA、SOP、历史8D、维修记录、质检规范和知识文档中抽取证据，输出“参数异常-质量风险-根因假设-处置依据”的证据链。</w:t>
+        <w:t xml:space="preserve">3. 风险识别层：先经过数据质量门，再结合工艺窗口、EWMA/CUSUM/响应残差、同工位连续性、同设备重复性、VIN时间窗、设备寿命和历史案例形成多引擎共识，计算相对下游检验的缺陷显性化前置量并识别P1/P2/P3风险。</w:t>
+      </w:r>
+    </w:p>
+    <w:p>
+      <w:r>
+        <w:t xml:space="preserve"/>
+      </w:r>
+    </w:p>
+    <w:p>
+      <w:pPr>
+        <w:pStyle w:val="ListParagraph"/>
+      </w:pPr>
+      <w:r>
+        <w:t xml:space="preserve">4. GraphRAG推理层：当异常触发时，系统先在图谱中确定检索路径，再从FMEA、SOP、历史8D、维修记录、质检规范和知识文档中抽取证据，输出Top-3根因及支持证据、冲突证据、反证动作和置信度；时序先行、机理一致、同位复现、可干预验证和数据完整五项因果护栏阻止伪因果升级为处置结论。</w:t>
       </w:r>
     </w:p>
     <w:p>
@@ -324,7 +324,7 @@
         <w:pStyle w:val="ListParagraph"/>
       </w:pPr>
       <w:r>
-        <w:t xml:space="preserve">6. 飞书协同层：飞书Aily提供自然语言入口，多维表格承载质量事件、处置任务、复检记录、维修记录和复盘记录，自定义机器人向质量、设备、工艺和班组群推送风险卡片。</w:t>
+        <w:t xml:space="preserve">6. 飞书协同层：飞书Aily提供自然语言入口，多维表格承载质量事件、处置任务、复检记录、维修记录和复盘记录，自定义机器人向质量、设备、工艺和班组群推送风险卡片。源数据完整、影响范围锁定、物理复检通过、授权人员确认、任务与知识回写五项关闭门全部满足后才可关闭；P1不允许数字员工自动放行。</w:t>
       </w:r>
     </w:p>
     <w:p>
@@ -873,6 +873,20 @@
       <w:spacing w:after="120" w:line="280" w:lineRule="auto"/>
     </w:pPr>
   </w:style>
+  <w:style w:type="paragraph" w:styleId="ReferenceList">
+    <w:name w:val="Reference List"/>
+    <w:basedOn w:val="Normal"/>
+    <w:pPr>
+      <w:ind w:left="360" w:hanging="240"/>
+      <w:spacing w:after="50" w:line="220" w:lineRule="auto"/>
+    </w:pPr>
+    <w:rPr>
+      <w:rFonts w:ascii="Calibri" w:eastAsia="Microsoft YaHei" w:hAnsi="Calibri"/>
+      <w:sz w:val="18"/>
+      <w:szCs w:val="18"/>
+      <w:color w:val="172033"/>
+    </w:rPr>
+  </w:style>
   <w:style w:type="paragraph" w:styleId="SmallSpace">
     <w:name w:val="Small Space"/>
     <w:pPr>

--- a/提交材料/02_整体解决方案书.docx
+++ b/提交材料/02_整体解决方案书.docx
@@ -1,6 +1,6 @@
 
 <file path=word/document.xml><?xml version="1.0" encoding="utf-8"?>
-<w:document xmlns:w="http://schemas.openxmlformats.org/wordprocessingml/2006/main">
+<w:document xmlns:w="http://schemas.openxmlformats.org/wordprocessingml/2006/main" xmlns:r="http://schemas.openxmlformats.org/officeDocument/2006/relationships" xmlns:wp="http://schemas.openxmlformats.org/drawingml/2006/wordprocessingDrawing" xmlns:a="http://schemas.openxmlformats.org/drawingml/2006/main" xmlns:pic="http://schemas.openxmlformats.org/drawingml/2006/picture">
   <w:body>
     <w:p>
       <w:pPr>
@@ -183,6 +183,60 @@
       </w:r>
     </w:p>
     <w:p>
+      <w:pPr>
+        <w:jc w:val="center"/>
+      </w:pPr>
+      <w:r>
+        <w:drawing>
+          <wp:inline distT="0" distB="0" distL="0" distR="0">
+            <wp:extent cx="6583680" cy="3703320"/>
+            <wp:docPr id="1" name="质量风险主动管控总体架构"/>
+            <wp:cNvGraphicFramePr>
+              <a:graphicFrameLocks noChangeAspect="1"/>
+            </wp:cNvGraphicFramePr>
+            <a:graphic>
+              <a:graphicData uri="http://schemas.openxmlformats.org/drawingml/2006/picture">
+                <pic:pic>
+                  <pic:nvPicPr>
+                    <pic:cNvPr id="0" name="quality-ai-architecture.png"/>
+                    <pic:cNvPicPr/>
+                  </pic:nvPicPr>
+                  <pic:blipFill>
+                    <a:blip r:embed="rId3"/>
+                    <a:stretch>
+                      <a:fillRect/>
+                    </a:stretch>
+                  </pic:blipFill>
+                  <pic:spPr>
+                    <a:xfrm>
+                      <a:off x="0" y="0"/>
+                      <a:ext cx="6583680" cy="3703320"/>
+                    </a:xfrm>
+                    <a:prstGeom prst="rect">
+                      <a:avLst/>
+                    </a:prstGeom>
+                  </pic:spPr>
+                </pic:pic>
+              </a:graphicData>
+            </a:graphic>
+          </wp:inline>
+        </w:drawing>
+      </w:r>
+    </w:p>
+    <w:p>
+      <w:pPr>
+        <w:pStyle w:val="ReferenceList"/>
+      </w:pPr>
+      <w:r>
+        <w:t xml:space="preserve">图1  质量风险主动管控AI数字员工总体架构</w:t>
+      </w:r>
+    </w:p>
+    <w:p>
+      <w:r>
+        <w:br w:type="page"/>
+      </w:r>
+    </w:p>
+    <w:p>
       <w:r>
         <w:t xml:space="preserve"/>
       </w:r>
@@ -742,6 +796,59 @@
       </w:pPr>
       <w:r>
         <w:t xml:space="preserve">系统不存储飞书明文密钥，不在公共仓库提交访问令牌；VIN和人员信息按企业数据分级策略脱敏。所有根因结论保留证据来源、模型/规则版本、操作人和时间戳。质量负责人保留最终处置与放行权，AI的岗位价值是缩短信息收敛和协同时间，而不是取消质量责任制。</w:t>
+      </w:r>
+    </w:p>
+    <w:p>
+      <w:r>
+        <w:t xml:space="preserve"/>
+      </w:r>
+    </w:p>
+    <w:p>
+      <w:pPr>
+        <w:pStyle w:val="Heading1"/>
+        <w:keepNext/>
+      </w:pPr>
+      <w:r>
+        <w:t xml:space="preserve">十、决策保障、责任链与推广合同</w:t>
+      </w:r>
+    </w:p>
+    <w:p>
+      <w:r>
+        <w:t xml:space="preserve"/>
+      </w:r>
+    </w:p>
+    <w:p>
+      <w:pPr>
+        <w:pStyle w:val="BodyText"/>
+      </w:pPr>
+      <w:r>
+        <w:t xml:space="preserve">方案将“确定性”拆成两个关口。决策前关口检查数据完整、时序先行、机理一致、同位复现和干预可证伪；关闭前关口检查范围锁定、物理复检、实名授权、任务完成和知识回写。互动工作台中的反事实动作需要提交实测项目、验收准则和检测岗位签署，验收通过后才更新Top-3后验排序并开放关闭申请。</w:t>
+      </w:r>
+    </w:p>
+    <w:p>
+      <w:r>
+        <w:t xml:space="preserve"/>
+      </w:r>
+    </w:p>
+    <w:p>
+      <w:pPr>
+        <w:pStyle w:val="BodyText"/>
+      </w:pPr>
+      <w:r>
+        <w:t xml:space="preserve">运行模式由策略服务统一约束：影子验证为L0只读，不能派单或关闭；协同执行为L2，可写飞书对象但不能写PLC和执行质量放行；生产受控为L3，经企业审批后可写MES协同状态，仍须人工放行。数据延迟时冻结派单，图谱不可用时切换规则只读包，飞书中断时进入Outbox并按事件ID幂等补偿。</w:t>
+      </w:r>
+    </w:p>
+    <w:p>
+      <w:r>
+        <w:t xml:space="preserve"/>
+      </w:r>
+    </w:p>
+    <w:p>
+      <w:pPr>
+        <w:pStyle w:val="BodyText"/>
+      </w:pPr>
+      <w:r>
+        <w:t xml:space="preserve">跨线推广复用事件模型、Agent状态机、权限矩阵、飞书字段、审计规范和指标口径，仅替换感知适配器、工艺本体、规则包、案例集和物理验证方法。新工序必须具备稳定对象ID、事件时间、明确质量特性、可执行复检方法和责任岗位后才能准入。</w:t>
       </w:r>
     </w:p>
     <w:sectPr>

--- a/提交材料/02_整体解决方案书.docx
+++ b/提交材料/02_整体解决方案书.docx
@@ -313,72 +313,85 @@
         <w:pStyle w:val="ListParagraph"/>
       </w:pPr>
       <w:r>
-        <w:t xml:space="preserve">1. 数据接入层：接入PLC/SCADA设备告警、扭矩/电流/温度/模温差等工艺参数、MES过站记录、QMS缺陷、视觉检测、X光检测、设备点检、维修工单、FMEA、控制计划和飞书任务状态。</w:t>
-      </w:r>
-    </w:p>
-    <w:p>
-      <w:r>
-        <w:t xml:space="preserve"/>
-      </w:r>
-    </w:p>
-    <w:p>
-      <w:pPr>
-        <w:pStyle w:val="ListParagraph"/>
-      </w:pPr>
-      <w:r>
-        <w:t xml:space="preserve">2. 知识底座层：建设质量本体和知识图谱，覆盖设备、工位、工序、参数、质量特性、缺陷模式、根因、控制计划、VIN、零件批次、责任角色和处置任务。每条关系都服务一个业务问题：定位异常来自哪里、影响什么质量特性、应由谁处理、关闭依据是什么。</w:t>
-      </w:r>
-    </w:p>
-    <w:p>
-      <w:r>
-        <w:t xml:space="preserve"/>
-      </w:r>
-    </w:p>
-    <w:p>
-      <w:pPr>
-        <w:pStyle w:val="ListParagraph"/>
-      </w:pPr>
-      <w:r>
-        <w:t xml:space="preserve">3. 风险识别层：先经过数据质量门，再结合工艺窗口、EWMA/CUSUM/响应残差、同工位连续性、同设备重复性、VIN时间窗、设备寿命和历史案例形成多引擎共识，计算相对下游检验的缺陷显性化前置量并识别P1/P2/P3风险。</w:t>
-      </w:r>
-    </w:p>
-    <w:p>
-      <w:r>
-        <w:t xml:space="preserve"/>
-      </w:r>
-    </w:p>
-    <w:p>
-      <w:pPr>
-        <w:pStyle w:val="ListParagraph"/>
-      </w:pPr>
-      <w:r>
-        <w:t xml:space="preserve">4. GraphRAG推理层：当异常触发时，系统先在图谱中确定检索路径，再从FMEA、SOP、历史8D、维修记录、质检规范和知识文档中抽取证据，输出Top-3根因及支持证据、冲突证据、反证动作和置信度；时序先行、机理一致、同位复现、可干预验证和数据完整五项因果护栏阻止伪因果升级为处置结论。</w:t>
-      </w:r>
-    </w:p>
-    <w:p>
-      <w:r>
-        <w:t xml:space="preserve"/>
-      </w:r>
-    </w:p>
-    <w:p>
-      <w:pPr>
-        <w:pStyle w:val="ListParagraph"/>
-      </w:pPr>
-      <w:r>
-        <w:t xml:space="preserve">5. Agent执行层：数字员工执行“观察-研判-检索-推理-行动-复盘”循环。它生成风险等级、影响范围、根因Top-K、复检项目、维修动作、放行条件和飞书任务，并在关闭后把结果回写知识图谱。</w:t>
-      </w:r>
-    </w:p>
-    <w:p>
-      <w:r>
-        <w:t xml:space="preserve"/>
-      </w:r>
-    </w:p>
-    <w:p>
-      <w:pPr>
-        <w:pStyle w:val="ListParagraph"/>
-      </w:pPr>
-      <w:r>
-        <w:t xml:space="preserve">6. 飞书协同层：飞书Aily提供自然语言入口，多维表格承载质量事件、处置任务、复检记录、维修记录和复盘记录，自定义机器人向质量、设备、工艺和班组群推送风险卡片。源数据完整、影响范围锁定、物理复检通过、授权人员确认、任务与知识回写五项关闭门全部满足后才可关闭；P1不允许数字员工自动放行。</w:t>
+        <w:t xml:space="preserve">1. 现场与边缘层：只读接入PLC/SCADA设备告警、工艺参数、MES过站、QMS缺陷、视觉/X光、点检和维修数据。</w:t>
+      </w:r>
+    </w:p>
+    <w:p>
+      <w:r>
+        <w:t xml:space="preserve"/>
+      </w:r>
+    </w:p>
+    <w:p>
+      <w:pPr>
+        <w:pStyle w:val="ListParagraph"/>
+      </w:pPr>
+      <w:r>
+        <w:t xml:space="preserve">2. 事件与数据质量层：按2.1 Schema校验来源、序列、时钟、单位、设备/工位/点位ID、校准有效期和VIN/批次绑定，不合格事件进入隔离分支。</w:t>
+      </w:r>
+    </w:p>
+    <w:p>
+      <w:r>
+        <w:t xml:space="preserve"/>
+      </w:r>
+    </w:p>
+    <w:p>
+      <w:pPr>
+        <w:pStyle w:val="ListParagraph"/>
+      </w:pPr>
+      <w:r>
+        <w:t xml:space="preserve">3. 知识底座层：建设质量本体和知识图谱，覆盖设备、工位、工序、参数、质量特性、缺陷模式、根因、控制计划、VIN、批次、角色和任务。</w:t>
+      </w:r>
+    </w:p>
+    <w:p>
+      <w:r>
+        <w:t xml:space="preserve"/>
+      </w:r>
+    </w:p>
+    <w:p>
+      <w:pPr>
+        <w:pStyle w:val="ListParagraph"/>
+      </w:pPr>
+      <w:r>
+        <w:t xml:space="preserve">4. 风险检测层：组合工艺窗口、EWMA、CUSUM、响应残差、同位复现、设备寿命和知识关系，计算缺陷显性化前置量并识别P1/P2/P3。</w:t>
+      </w:r>
+    </w:p>
+    <w:p>
+      <w:r>
+        <w:t xml:space="preserve"/>
+      </w:r>
+    </w:p>
+    <w:p>
+      <w:pPr>
+        <w:pStyle w:val="ListParagraph"/>
+      </w:pPr>
+      <w:r>
+        <w:t xml:space="preserve">5. GraphRAG与因果保障层：当前作品以28个实例节点、24条关系边和来源轨迹完成机制验证；生产版接入企业图数据库、文档切片与向量索引，输出Top-3、冲突证据和反证动作。</w:t>
+      </w:r>
+    </w:p>
+    <w:p>
+      <w:r>
+        <w:t xml:space="preserve"/>
+      </w:r>
+    </w:p>
+    <w:p>
+      <w:pPr>
+        <w:pStyle w:val="ListParagraph"/>
+      </w:pPr>
+      <w:r>
+        <w:t xml:space="preserve">6. Agent与策略层：执行观察、研判、检索、推理、行动和复盘，控制运行模式、职责分离和五项独立关闭门。</w:t>
+      </w:r>
+    </w:p>
+    <w:p>
+      <w:r>
+        <w:t xml:space="preserve"/>
+      </w:r>
+    </w:p>
+    <w:p>
+      <w:pPr>
+        <w:pStyle w:val="ListParagraph"/>
+      </w:pPr>
+      <w:r>
+        <w:t xml:space="preserve">7. 飞书与治理层：以六张关联表、任务、卡片、Aily、原生审批、文档和事件订阅承接协同；P1不允许数字员工自动放行，L3不由浏览器授予。</w:t>
       </w:r>
     </w:p>
     <w:p>
@@ -742,20 +755,20 @@
         <w:pStyle w:val="BodyText"/>
       </w:pPr>
       <w:r>
-        <w:t xml:space="preserve">当前在线Base已建立13个质量事件字段，并完成真实写入回读。编排脚本自动读取当前飞书用户身份，按事件ID创建任务，随后创建包含事件摘要、证据链、根因假设、处置动作、关联任务和关闭检查项的复盘文档。在线任务GUID为`f10d51e5-cc8e-4c71-9441-cd29a77feacf`，复盘文档token为`PjludNq8foBhkrxV8VQccsldneb`。</w:t>
-      </w:r>
-    </w:p>
-    <w:p>
-      <w:r>
-        <w:t xml:space="preserve"/>
-      </w:r>
-    </w:p>
-    <w:p>
-      <w:pPr>
-        <w:pStyle w:val="BodyText"/>
-      </w:pPr>
-      <w:r>
-        <w:t xml:space="preserve">生产版增加质量事件、处置任务、复检记录、设备维修和知识回写五张关联表。P1消息卡片提供确认隔离、接单、补充证据和升级四类动作；任务中心负责负责人、关注人、SLA、子任务、评论和附件；Aily提供事件查询、VIN追溯、处置草案和复盘生成；任务与消息事件驱动Base状态回写。机器人可用范围、卡片回调和事件订阅在企业开发者后台完成审核后启用。</w:t>
+        <w:t xml:space="preserve">当前在线Base已建立13个质量事件字段，并完成写入回读核验。任务GUID `f10d51e5-cc8e-4c71-9441-cd29a77feacf`与复盘文档token `PjludNq8foBhkrxV8VQccsldneb`作为对象样例保留；企业身份、角色映射和编排回执完成前，不将对象样例计为生产自动闭环。</w:t>
+      </w:r>
+    </w:p>
+    <w:p>
+      <w:r>
+        <w:t xml:space="preserve"/>
+      </w:r>
+    </w:p>
+    <w:p>
+      <w:pPr>
+        <w:pStyle w:val="BodyText"/>
+      </w:pPr>
+      <w:r>
+        <w:t xml:space="preserve">生产版增加质量事件、处置任务、复检记录、设备维修、审批记录和复盘知识六张关联表。P1消息卡片提供确认隔离、接单、补充证据和升级四类动作；任务中心负责负责人、SLA、评论和附件；Aily提供事件查询、VIN追溯和复盘入口；记录、任务与审批事件驱动Base状态回写。机器人可用范围、角色映射、原生审批、回调和事件订阅在企业开发者后台完成审核后启用。</w:t>
       </w:r>
     </w:p>
     <w:p>
@@ -822,7 +835,7 @@
         <w:pStyle w:val="BodyText"/>
       </w:pPr>
       <w:r>
-        <w:t xml:space="preserve">方案将“确定性”拆成两个关口。决策前关口检查数据完整、时序先行、机理一致、同位复现和干预可证伪；关闭前关口检查范围锁定、物理复检、实名授权、任务完成和知识回写。互动工作台中的反事实动作需要提交实测项目、验收准则和检测岗位签署，验收通过后才更新Top-3后验排序并开放关闭申请。</w:t>
+        <w:t xml:space="preserve">方案将“确定性”拆成两个关口。决策前关口检查数据完整、时序先行、机理一致、同位复现和干预可证伪；关闭前关口检查源数据、范围、物理复检、授权确认和任务/知识回写五项独立状态。互动工作台以脱敏签署流程验证状态机；生产实名身份、量具、附件和审批回执必须由服务端及企业应用回读。关闭动作只读取五门状态，不反向制造通过结果。</w:t>
       </w:r>
     </w:p>
     <w:p>

--- a/提交材料/02_整体解决方案书.docx
+++ b/提交材料/02_整体解决方案书.docx
@@ -365,7 +365,7 @@
         <w:pStyle w:val="ListParagraph"/>
       </w:pPr>
       <w:r>
-        <w:t xml:space="preserve">5. GraphRAG与因果保障层：当前作品以28个实例节点、24条关系边和来源轨迹完成机制验证；生产版接入企业图数据库、文档切片与向量索引，输出Top-3、冲突证据和反证动作。</w:t>
+        <w:t xml:space="preserve">5. GraphRAG与因果保障层：当前作品以36个实例节点、32条关系边和来源轨迹完成机制验证；既支持设备—参数—质量—VIN实时风险路径，也支持实例—类型—功能—同类设备—工单—故障模式知识债路径。生产版接入企业图数据库、文档切片与向量索引，输出Top-3、冲突证据和反证动作。</w:t>
       </w:r>
     </w:p>
     <w:p>
@@ -406,6 +406,47 @@
       </w:pPr>
       <w:r>
         <w:t xml:space="preserve">三、关键业务流程</w:t>
+      </w:r>
+    </w:p>
+    <w:p>
+      <w:r>
+        <w:t xml:space="preserve"/>
+      </w:r>
+    </w:p>
+    <w:p>
+      <w:pPr>
+        <w:pStyle w:val="Heading2"/>
+        <w:keepNext/>
+      </w:pPr>
+      <w:r>
+        <w:t xml:space="preserve">流程A：企业工单“闭而未解”审计</w:t>
+      </w:r>
+    </w:p>
+    <w:p>
+      <w:r>
+        <w:t xml:space="preserve"/>
+      </w:r>
+    </w:p>
+    <w:p>
+      <w:pPr>
+        <w:pStyle w:val="BodyText"/>
+      </w:pPr>
+      <w:r>
+        <w:t xml:space="preserve">系统对406张脱敏工单执行关系完整性审计，发现工单—设备关联率94.33%，但工单—故障模式关联率17.49%，类型一致完整结构链15.27%。随后按工单集中度、知识缺口和设备功能影响定位到`EQ-XBB841ED4011`：121张工单中119张已关闭、120张未形成确认原因、0张关联故障模式。GraphRAG沿设备实例—类型—功能—同类型设备—工单—故障模式检索，提出两个维护因素候选，但保持“待现场验证”。Agent创建诊断、现场检查、复机确认、标准变更审批和回写回执对象；只有设备与质量岗位批准后，服务端连接器才能更新现有设备平台。</w:t>
+      </w:r>
+    </w:p>
+    <w:p>
+      <w:r>
+        <w:t xml:space="preserve"/>
+      </w:r>
+    </w:p>
+    <w:p>
+      <w:pPr>
+        <w:pStyle w:val="Heading2"/>
+        <w:keepNext/>
+      </w:pPr>
+      <w:r>
+        <w:t xml:space="preserve">流程B：总装拧紧实时风险仿真</w:t>
       </w:r>
     </w:p>
     <w:p>
@@ -419,7 +460,7 @@
           <w:b/>
           <w:color w:val="9E1B32"/>
         </w:rPr>
-        <w:t xml:space="preserve">以总装底盘合装拧紧为例，TQ-17智能拧紧枪出现M12关键螺栓扭矩偏低。系统不是只展示报警，而是自动完成六步：</w:t>
+        <w:t xml:space="preserve">TQ-17智能拧紧枪出现M12关键螺栓扭矩偏低后，系统完成六步：</w:t>
       </w:r>
       <w:r>
         <w:t xml:space="preserve"/>
@@ -563,10 +604,10 @@
           <w:b/>
           <w:color w:val="9E1B32"/>
         </w:rPr>
-        <w:t xml:space="preserve">质量知识自学习：</w:t>
-      </w:r>
-      <w:r>
-        <w:t xml:space="preserve">每次关闭事件都会沉淀根因、措施、复检结果和阈值调整，形成设备-症状-根因-措施关系，使下一次识别更快、更准。</w:t>
+        <w:t xml:space="preserve">受控知识演进：</w:t>
+      </w:r>
+      <w:r>
+        <w:t xml:space="preserve">现场处置关闭后生成根因、措施、复检结果和阈值差异草案；经设备、质量和知识岗位审核，再形成候选知识版本，效果由后续观察窗验证。</w:t>
       </w:r>
     </w:p>
     <w:p>
@@ -631,7 +672,7 @@
         <w:t xml:space="preserve">第3阶段：</w:t>
       </w:r>
       <w:r>
-        <w:t xml:space="preserve">协同闭环。接入飞书多维表格和机器人卡片，实现P1/P2事件任务派发、状态跟踪和关闭回写。</w:t>
+        <w:t xml:space="preserve">协同闭环。接入飞书多维表格、Aily、任务、卡片和原生审批，实现P1/P2事件任务派发、状态跟踪、知识变更审批和主平台受控回写。</w:t>
       </w:r>
     </w:p>
     <w:p>
@@ -675,7 +716,7 @@
         <w:pStyle w:val="BodyText"/>
       </w:pPr>
       <w:r>
-        <w:t xml:space="preserve">首期目标为：关键异常定位时间下降40%-60%；P1事件任务派发小于1分钟；根因Top-3命中率达到80%以上；关键工序追溯覆盖达到100%；重复质量问题下降15%-25%；复检、维修、放行和复盘记录结构化率达到90%以上。收益核算只统计被现场采纳并完成闭环的事件，保证价值口径可验证。</w:t>
+        <w:t xml:space="preserve">90天试点目标分两组。实时风险队列验证P1召回率不低于95%、任务派发小于1分钟、根因Top-3命中率不低于80%、前置量中位数不少于10分钟；知识债队列验证派发查准率不低于95%、错误自动写入为0、审批与回写可追溯率100%。改善类指标以冻结的人工基线和匹配样本核算，不作为既成收益。</w:t>
       </w:r>
     </w:p>
     <w:p>
@@ -835,7 +876,7 @@
         <w:pStyle w:val="BodyText"/>
       </w:pPr>
       <w:r>
-        <w:t xml:space="preserve">方案将“确定性”拆成两个关口。决策前关口检查数据完整、时序先行、机理一致、同位复现和干预可证伪；关闭前关口检查源数据、范围、物理复检、授权确认和任务/知识回写五项独立状态。互动工作台以脱敏签署流程验证状态机；生产实名身份、量具、附件和审批回执必须由服务端及企业应用回读。关闭动作只读取五门状态，不反向制造通过结果。</w:t>
+        <w:t xml:space="preserve">方案将“确定性”拆成三道关口。决策前检查数据完整、时序先行、机理一致、同位复现和干预可证伪；现场处置关闭前检查源数据、范围、物理复检、授权确认、任务完成与知识草案入审；知识债关闭再检查标准审批、主平台回写和有效性观察。生产实名身份、量具、附件和审批回执必须由服务端及企业应用回读。</w:t>
       </w:r>
     </w:p>
     <w:p>

--- a/提交材料/02_整体解决方案书.docx
+++ b/提交材料/02_整体解决方案书.docx
@@ -326,7 +326,7 @@
         <w:pStyle w:val="ListParagraph"/>
       </w:pPr>
       <w:r>
-        <w:t xml:space="preserve">2. 事件与数据质量层：按2.1 Schema校验来源、序列、时钟、单位、设备/工位/点位ID、校准有效期和VIN/批次绑定，不合格事件进入隔离分支。</w:t>
+        <w:t xml:space="preserve">2. 事件与数据质量层：按事件数据契约Schema v2.1校验来源、序列、时钟、单位、设备/工位/点位ID、校准有效期和VIN/批次绑定，不合格事件进入隔离分支。</w:t>
       </w:r>
     </w:p>
     <w:p>
@@ -365,7 +365,7 @@
         <w:pStyle w:val="ListParagraph"/>
       </w:pPr>
       <w:r>
-        <w:t xml:space="preserve">5. GraphRAG与因果保障层：当前作品以36个实例节点、32条关系边和来源轨迹完成机制验证；既支持设备—参数—质量—VIN实时风险路径，也支持实例—类型—功能—同类设备—工单—故障模式知识债路径。生产版接入企业图数据库、文档切片与向量索引，输出Top-3、冲突证据和反证动作。</w:t>
+        <w:t xml:space="preserve">5. GraphRAG与因果保障层：当前作品以36个图谱节点、32条关系边和来源轨迹完成机制验证；既支持设备—参数—质量—VIN实时风险路径，也支持实例—类型—功能—同类设备—工单—故障模式知识债路径。生产版接入企业图数据库、文档切片与向量索引，输出Top-3、冲突证据和反证动作。</w:t>
       </w:r>
     </w:p>
     <w:p>
@@ -716,7 +716,7 @@
         <w:pStyle w:val="BodyText"/>
       </w:pPr>
       <w:r>
-        <w:t xml:space="preserve">90天试点目标分两组。实时风险队列验证P1召回率不低于95%、任务派发小于1分钟、根因Top-3命中率不低于80%、前置量中位数不少于10分钟；知识债队列验证派发查准率不低于95%、错误自动写入为0、审批与回写可追溯率100%。改善类指标以冻结的人工基线和匹配样本核算，不作为既成收益。</w:t>
+        <w:t xml:space="preserve">90天试点目标分两组。实时风险队列按“被系统识别且经现场确认的P1/全部现场确认P1，按周盲测”验证P1召回率不低于95%，同时验证任务派发小于1分钟、根因Top-3命中率不低于80%、前置量中位数不少于10分钟；知识债队列验证派发查准率不低于95%、错误自动写入为0、审批与回写可追溯率100%。改善类指标以冻结的人工基线和匹配样本核算，不作为既成收益。</w:t>
       </w:r>
     </w:p>
     <w:p>
